--- a/uploads/contratos_plantillas/hm_globaltec/BGT/CONTRATO_GLOBALTEC_HORARIO_0800_1745.docx
+++ b/uploads/contratos_plantillas/hm_globaltec/BGT/CONTRATO_GLOBALTEC_HORARIO_0800_1745.docx
@@ -114,7 +114,7 @@
           <w:sz w:val="19"/>
           <w:szCs w:val="19"/>
         </w:rPr>
-        <w:t>Conste por el presente documento en triplicado, el Contrato de Trabajo, Sujeto a Modalidad por Necesidad del Mercado, que celebran conforme al Art. 58° del D.S. 003-97-TR, Ley de Productividad Laboral, de una parte {{ empresa }}, con RUC N° {{ ruc }}, y domicilio legal en {{ domicilio_empresa }} a la que se le denominará LA EMPRESA, debidamente representada por {{ representante }}, identificado con {{ doc_representante }}; y de otra parte {{ trabajador }}, al que en lo sucesivo se le designará como EL TRABAJADOR, identificado con D.N.I. N° {{ dni }}, de 22 años de edad, de sexo {{ sexo }}, con domicilio en {{ direccion }}, {{ distrito }}, en los términos y condiciones siguientes:</w:t>
+        <w:t>Conste por el presente documento en triplicado, el Contrato de Trabajo, Sujeto a Modalidad por Necesidad del Mercado, que celebran conforme al Art. 58° del D.S. 003-97-TR, Ley de Productividad Laboral, de una parte {{ empresa }}, con RUC N° {{ ruc }}, y domicilio legal en {{ domicilio_empresa }} a la que se le denominará LA EMPRESA, debidamente representada por {{ representante }}, identificado con {{ doc_representante }}; y de otra parte {{ trabajador }}, al que en lo sucesivo se le designará como EL TRABAJADOR, identificado con D.N.I. N° {{ dni }}, de {{ edad }} años de edad, de sexo {{ sexo }}, con domicilio en {{ direccion }}, {{ distrito }}, en los términos y condiciones siguientes:</w:t>
       </w:r>
       <w:r>
         <w:rPr>
